--- a/Manuscrito_LearnedPublishing_v2.docx
+++ b/Manuscrito_LearnedPublishing_v2.docx
@@ -3008,7 +3008,35 @@
           <w:i w:val="0"/>
           <w:sz w:val="22"/>
         </w:rPr>
-        <w:t>On the evidence presented here, fabricated references are a substantially smaller problem than unvalidated detection would suggest. What appears to be fabrication in the citation record is overwhelmingly real scholarship rendered invisible by indexing gaps and by citation matching that fails too readily. A credible screening tool, and a credible prevalence estimate, both depend on distinguishing these populations rather than conflating them. This study provides such a tool, an annotated benchmark, and a taxonomy, and identifies a properly powered, larger-scale prevalence estimate as the natural next step.</w:t>
+        <w:t>This study set out to establish how prevalent fabricated references generated by large language models actually are in the published scholarly literature, and to do so in a way that does not conflate genuine fabrication with the two confounders most likely to inflate a naïve estimate: legitimate scholarship absent from the major bibliographic indexes, and real citations rendered unmatchable by abbreviation or malformation. Applied to 5,000 unresolved reference strings drawn from 2024 journal articles, the four-source verification cascade recovered a quarter of these as real works that standard citation matching had simply failed to link, and identified a further eighth as citing real works under an incorrect year. Of the 517 references that retained the form of a genuine journal article after three databases, exhaustive manual verification of the 101 most recent, and therefore highest-risk, survivors confirmed zero fabrications: every one was either a real work published outside the major indexes or a real work whose citation had been mangled beyond automatic recognition.</w:t>
+      </w:r>
+    </w:p>
+    <w:p>
+      <w:pPr>
+        <w:spacing w:after="140"/>
+        <w:jc w:val="both"/>
+      </w:pPr>
+      <w:r>
+        <w:rPr>
+          <w:b w:val="0"/>
+          <w:i w:val="0"/>
+          <w:sz w:val="22"/>
+        </w:rPr>
+        <w:t>On this evidence, fabricated references are a substantially smaller problem than unvalidated "not found" detection would suggest. What appears, on the surface, to be fabrication in the citation record is overwhelmingly real scholarship rendered invisible by indexing gaps and by citation matching that fails too readily, particularly for regional, non-English, and delisted journals. A credible screening tool, and a credible prevalence estimate, both depend on distinguishing these populations rather than conflating them, and any automated system that fails to make this distinction risks systematically penalising scholarship from already under-represented parts of the world.</w:t>
+      </w:r>
+    </w:p>
+    <w:p>
+      <w:pPr>
+        <w:spacing w:after="140"/>
+        <w:jc w:val="both"/>
+      </w:pPr>
+      <w:r>
+        <w:rPr>
+          <w:b w:val="0"/>
+          <w:i w:val="0"/>
+          <w:sz w:val="22"/>
+        </w:rPr>
+        <w:t>This study contributes a reproducible verification methodology, an operational taxonomy that separates fabrication from non-indexation and from matching failure, two incidental findings about the fragility of citation-matching and retraction-checking infrastructure, and a free, publicly deployed screening tool that operationalises this taxonomy for authors, editors, and reviewers. A properly powered, larger-scale prevalence estimate, together with an inter-annotator validation of the verification cascade itself, is identified as the natural next step for this line of research.</w:t>
       </w:r>
     </w:p>
     <w:p>
@@ -3021,62 +3049,16 @@
     </w:p>
     <w:p>
       <w:pPr>
-        <w:pStyle w:val="ListBullet"/>
-        <w:spacing w:after="80"/>
+        <w:spacing w:after="140"/>
+        <w:jc w:val="both"/>
       </w:pPr>
       <w:r>
         <w:rPr>
+          <w:b w:val="0"/>
+          <w:i w:val="0"/>
           <w:sz w:val="22"/>
         </w:rPr>
-        <w:t>Open-reference bias: journals that deposit open reference lists tend to be more procedurally rigorous, so the prevalence figures reported here constitute a lower bound on the wider literature.</w:t>
-      </w:r>
-    </w:p>
-    <w:p>
-      <w:pPr>
-        <w:pStyle w:val="ListBullet"/>
-        <w:spacing w:after="80"/>
-      </w:pPr>
-      <w:r>
-        <w:rPr>
-          <w:sz w:val="22"/>
-        </w:rPr>
-        <w:t>Matching bias: the matcher performs less well on non-Latin-script and author-only citations, inflating the ambiguous class.</w:t>
-      </w:r>
-    </w:p>
-    <w:p>
-      <w:pPr>
-        <w:pStyle w:val="ListBullet"/>
-        <w:spacing w:after="80"/>
-      </w:pPr>
-      <w:r>
-        <w:rPr>
-          <w:sz w:val="22"/>
-        </w:rPr>
-        <w:t>Sample size: with zero fabrications observed, only an upper bound on prevalence can be stated; a point estimate would require a substantially larger sample.</w:t>
-      </w:r>
-    </w:p>
-    <w:p>
-      <w:pPr>
-        <w:pStyle w:val="ListBullet"/>
-        <w:spacing w:after="80"/>
-      </w:pPr>
-      <w:r>
-        <w:rPr>
-          <w:sz w:val="22"/>
-        </w:rPr>
-        <w:t>No full-text parsing: this study relies on deposited reference strings rather than the full text of citing articles.</w:t>
-      </w:r>
-    </w:p>
-    <w:p>
-      <w:pPr>
-        <w:pStyle w:val="ListBullet"/>
-        <w:spacing w:after="80"/>
-      </w:pPr>
-      <w:r>
-        <w:rPr>
-          <w:sz w:val="22"/>
-        </w:rPr>
-        <w:t>Single-annotator verification: a stronger design would add a second, independent annotator and report inter-annotator agreement (see Section 2.5).</w:t>
+        <w:t>This study has five main limitations. First, an open-reference bias is likely present: journals that deposit open reference lists with Crossref tend to be more procedurally rigorous than the wider population of journals, so the prevalence figures reported here should be read as a lower bound on the literature as a whole rather than as representative of it. Second, the matching procedure carries a language and format bias, performing less well on non-Latin-script citations and on author-only citation styles; this inflates the size of the ambiguous class reported in Section 3.5 and may obscure genuine fabrication within it. Third, the sample size is a binding constraint on the strength of the central claim: with zero fabrications observed among the 101 manually verified survivors, only an upper bound on prevalence can be stated, and a genuine point estimate with a useful confidence interval would require a substantially larger sample, sufficient to observe positive cases. Fourth, the study relies exclusively on deposited reference strings rather than on the full text of citing articles, so citation practices that only become visible in context, such as in-text quotation accuracy, fall outside its scope. Fifth, the manual verification reported in Section 2.5 was conducted by a single annotator; a more rigorous design would add a second, independent annotator across a stratified sample of every verdict class and report inter-annotator agreement, from which the sensitivity and specificity of the automated cascade could be formally derived.</w:t>
       </w:r>
     </w:p>
     <w:p>

--- a/Manuscrito_LearnedPublishing_v2.docx
+++ b/Manuscrito_LearnedPublishing_v2.docx
@@ -171,47 +171,6 @@
           <w:sz w:val="18"/>
         </w:rPr>
         <w:t>Code and tool: github.com/danielaristo/reference-integrity-checker</w:t>
-      </w:r>
-    </w:p>
-    <w:p>
-      <w:pPr>
-        <w:spacing w:after="200"/>
-        <w:jc w:val="center"/>
-      </w:pPr>
-      <w:r>
-        <w:rPr>
-          <w:b w:val="0"/>
-          <w:i/>
-          <w:color w:val="A00000"/>
-          <w:sz w:val="18"/>
-        </w:rPr>
-        <w:t>Submission type: Original article · Learned Publishing (Wiley) · Working draft v2 (formal register)</w:t>
-      </w:r>
-    </w:p>
-    <w:p>
-      <w:pPr>
-        <w:spacing w:after="140"/>
-        <w:ind w:left="216"/>
-        <w:shd w:val="clear" w:fill="FFF3CD"/>
-        <w:pBdr>
-          <w:left w:val="single" w:sz="18" w:space="6" w:color="E0A800"/>
-        </w:pBdr>
-      </w:pPr>
-      <w:r>
-        <w:rPr>
-          <w:b/>
-          <w:color w:val="8A6D00"/>
-          <w:sz w:val="18"/>
-        </w:rPr>
-        <w:t xml:space="preserve">ACTION NEEDED  </w:t>
-      </w:r>
-      <w:r>
-        <w:rPr>
-          <w:i/>
-          <w:color w:val="6B5900"/>
-          <w:sz w:val="18"/>
-        </w:rPr>
-        <w:t>The journal converted to Gold Open Access on 1 January 2025: an Article Publication Charge (APC) applies to every accepted paper submitted from 22 August 2024 onward, unless a waiver applies. Check current APC and waiver eligibility (institutional, funder, or country-based) at the journal's Open Access page before submitting.</w:t>
       </w:r>
     </w:p>
     <w:p>
@@ -1052,33 +1011,7 @@
           <w:i w:val="0"/>
           <w:sz w:val="22"/>
         </w:rPr>
-        <w:t>For the survivor set, we performed exhaustive manual verification of every reference published from 2020 onward, the subset in which LLM-era fabrication, if present, would concentrate. Each was searched on the open web and assigned to one of four classes: confirmed to exist (with venue), author-only or untitled (no title to match, unverifiable by design), ambiguous (a plausible journal not traceable via web search), or confirmed fabricated.</w:t>
-      </w:r>
-    </w:p>
-    <w:p>
-      <w:pPr>
-        <w:spacing w:after="140"/>
-        <w:ind w:left="216"/>
-        <w:shd w:val="clear" w:fill="FFF3CD"/>
-        <w:pBdr>
-          <w:left w:val="single" w:sz="18" w:space="6" w:color="E0A800"/>
-        </w:pBdr>
-      </w:pPr>
-      <w:r>
-        <w:rPr>
-          <w:b/>
-          <w:color w:val="8A6D00"/>
-          <w:sz w:val="18"/>
-        </w:rPr>
-        <w:t xml:space="preserve">LIMITATION TO FLAG  </w:t>
-      </w:r>
-      <w:r>
-        <w:rPr>
-          <w:i/>
-          <w:color w:val="6B5900"/>
-          <w:sz w:val="18"/>
-        </w:rPr>
-        <w:t>This is single-annotator verification. A stronger version of this study would add a second, independent annotator over a stratified sample of every verdict class and report inter-annotator agreement (e.g., Cohen's kappa), from which the cascade's sensitivity and specificity could be derived and used to correct the raw counts in Section 3.5.</w:t>
+        <w:t>For the survivor set, we performed exhaustive manual verification of every reference published from 2020 onward, the subset in which LLM-era fabrication, if present, would concentrate. Each was searched on the open web and assigned to one of four classes: confirmed to exist (with venue), author-only or untitled (no title to match, unverifiable by design), ambiguous (a plausible journal not traceable via web search), or confirmed fabricated. This verification was conducted by a single annotator; Section 6 discusses the implications of this design choice for the reliability of the resulting counts.</w:t>
       </w:r>
     </w:p>
     <w:p>
@@ -2771,6 +2704,20 @@
     </w:p>
     <w:p>
       <w:pPr>
+        <w:spacing w:after="140"/>
+        <w:jc w:val="both"/>
+      </w:pPr>
+      <w:r>
+        <w:rPr>
+          <w:b w:val="0"/>
+          <w:i w:val="0"/>
+          <w:sz w:val="22"/>
+        </w:rPr>
+        <w:t>This result is properly read as an upper bound rather than a point estimate. With zero fabrications confirmed among 101 independently checked references, the Rule of Three gives a one-sided 95% upper bound of approximately 3% of the survivor population, or roughly 0.25% of the original 5,000-reference sample. A point estimate with a narrower confidence interval would require a substantially larger sample, powered to observe a small number of positive cases; we treat this as the natural target for a follow-up study rather than a claim this dataset can support.</w:t>
+      </w:r>
+    </w:p>
+    <w:p>
+      <w:pPr>
         <w:pStyle w:val="Heading2"/>
       </w:pPr>
       <w:r>
@@ -2789,32 +2736,6 @@
           <w:sz w:val="22"/>
         </w:rPr>
         <w:t>No retracted works appeared in the 5,000-reference sample, consistent with the low absolute rate of retraction. The methodological finding reported in Section 2.4 stands independently of this result: DOI-only retraction checks can silently pass retracted works that carry duplicate DOI registrations.</w:t>
-      </w:r>
-    </w:p>
-    <w:p>
-      <w:pPr>
-        <w:spacing w:after="140"/>
-        <w:ind w:left="216"/>
-        <w:shd w:val="clear" w:fill="FFF3CD"/>
-        <w:pBdr>
-          <w:left w:val="single" w:sz="18" w:space="6" w:color="E0A800"/>
-        </w:pBdr>
-      </w:pPr>
-      <w:r>
-        <w:rPr>
-          <w:b/>
-          <w:color w:val="8A6D00"/>
-          <w:sz w:val="18"/>
-        </w:rPr>
-        <w:t xml:space="preserve">STATISTICAL NOTE  </w:t>
-      </w:r>
-      <w:r>
-        <w:rPr>
-          <w:i/>
-          <w:color w:val="6B5900"/>
-          <w:sz w:val="18"/>
-        </w:rPr>
-        <w:t>Section 3.5 reports an upper bound (zero confirmed in 101), not a point estimate with a confidence interval. A stronger claim would state the Rule-of-Three bound explicitly (0/101 implies a 95% one-sided upper bound of approximately 3% of survivors, or roughly 0.25% of the whole sample) and treat a properly powered, larger-scale prevalence estimate as a follow-up study.</w:t>
       </w:r>
     </w:p>
     <w:p>
@@ -3223,7 +3144,7 @@
           <w:color w:val="595959"/>
           <w:sz w:val="18"/>
         </w:rPr>
-        <w:t>All 21 entries below were verified against Crossref/OpenAlex with this study's own tool before inclusion; none was cited from memory. Author lists are truncated to the first author plus "et al." beyond four names; full lists are available via the DOI.</w:t>
+        <w:t>Author lists are truncated to the first author plus "et al." beyond four names; full author lists are available via the DOI.</w:t>
       </w:r>
     </w:p>
     <w:p>

--- a/Manuscrito_LearnedPublishing_v2.docx
+++ b/Manuscrito_LearnedPublishing_v2.docx
@@ -26,7 +26,7 @@
           <w:i w:val="0"/>
           <w:sz w:val="24"/>
         </w:rPr>
-        <w:t>Daniel Aristizábal Torres¹ and Ana María Barrera Rodríguez²</w:t>
+        <w:t>Daniel Aristizábal Torres¹, Ana María Barrera Rodríguez², Cristhian Camilo Amariles López³, Alejandro Alzate Buitrago¹, and Juan Quinteros Escobar⁴</w:t>
       </w:r>
     </w:p>
     <w:p>
@@ -41,7 +41,7 @@
           <w:color w:val="595959"/>
           <w:sz w:val="18"/>
         </w:rPr>
-        <w:t>Both authors contributed equally to this work.</w:t>
+        <w:t>D. Aristizábal Torres and A. M. Barrera Rodríguez contributed equally to this work.</w:t>
       </w:r>
     </w:p>
     <w:p>
@@ -61,6 +61,36 @@
     </w:p>
     <w:p>
       <w:pPr>
+        <w:spacing w:after="20"/>
+        <w:jc w:val="center"/>
+      </w:pPr>
+      <w:r>
+        <w:rPr>
+          <w:b w:val="0"/>
+          <w:i/>
+          <w:color w:val="595959"/>
+          <w:sz w:val="20"/>
+        </w:rPr>
+        <w:t>² Facultad de Ciencias Económicas, Administrativas y Contables, Universidad Libre Seccional Pereira, Pereira, Colombia</w:t>
+      </w:r>
+    </w:p>
+    <w:p>
+      <w:pPr>
+        <w:spacing w:after="20"/>
+        <w:jc w:val="center"/>
+      </w:pPr>
+      <w:r>
+        <w:rPr>
+          <w:b w:val="0"/>
+          <w:i/>
+          <w:color w:val="595959"/>
+          <w:sz w:val="20"/>
+        </w:rPr>
+        <w:t>³ Facultad de Mecánica Aplicada, Universidad Tecnológica de Pereira, Pereira, Colombia</w:t>
+      </w:r>
+    </w:p>
+    <w:p>
+      <w:pPr>
         <w:spacing w:after="40"/>
         <w:jc w:val="center"/>
       </w:pPr>
@@ -71,7 +101,7 @@
           <w:color w:val="595959"/>
           <w:sz w:val="20"/>
         </w:rPr>
-        <w:t>² Facultad de Ciencias Económicas, Administrativas y Contables, Universidad Libre Seccional Pereira, Pereira, Colombia</w:t>
+        <w:t>⁴ Facultad de Educación, Comunicación y Humanidades, Universidad Nacional Jorge Basadre Grohmann, Tacna, Perú</w:t>
       </w:r>
     </w:p>
     <w:p>
@@ -118,7 +148,7 @@
     </w:p>
     <w:p>
       <w:pPr>
-        <w:spacing w:after="40"/>
+        <w:spacing w:after="20"/>
         <w:jc w:val="center"/>
       </w:pPr>
       <w:r>
@@ -156,6 +186,132 @@
           <w:sz w:val="18"/>
         </w:rPr>
         <w:t>0000-0003-4949-6118</w:t>
+      </w:r>
+    </w:p>
+    <w:p>
+      <w:pPr>
+        <w:spacing w:after="20"/>
+        <w:jc w:val="center"/>
+      </w:pPr>
+      <w:r>
+        <w:rPr>
+          <w:b w:val="0"/>
+          <w:i w:val="0"/>
+          <w:color w:val="595959"/>
+          <w:sz w:val="18"/>
+        </w:rPr>
+        <w:t xml:space="preserve">C. C. Amariles López: </w:t>
+      </w:r>
+      <w:r>
+        <w:rPr>
+          <w:b w:val="0"/>
+          <w:i w:val="0"/>
+          <w:color w:val="595959"/>
+          <w:sz w:val="18"/>
+        </w:rPr>
+        <w:t>c.amariles@utp.edu.co</w:t>
+      </w:r>
+      <w:r>
+        <w:rPr>
+          <w:b w:val="0"/>
+          <w:i w:val="0"/>
+          <w:color w:val="595959"/>
+          <w:sz w:val="18"/>
+        </w:rPr>
+        <w:t xml:space="preserve"> · ORCID </w:t>
+      </w:r>
+      <w:r>
+        <w:rPr>
+          <w:b w:val="0"/>
+          <w:i w:val="0"/>
+          <w:color w:val="595959"/>
+          <w:sz w:val="18"/>
+        </w:rPr>
+        <w:t>0000-0002-9858-2795</w:t>
+      </w:r>
+    </w:p>
+    <w:p>
+      <w:pPr>
+        <w:spacing w:after="20"/>
+        <w:jc w:val="center"/>
+      </w:pPr>
+      <w:r>
+        <w:rPr>
+          <w:b w:val="0"/>
+          <w:i w:val="0"/>
+          <w:color w:val="595959"/>
+          <w:sz w:val="18"/>
+        </w:rPr>
+        <w:t xml:space="preserve">A. Alzate Buitrago: </w:t>
+      </w:r>
+      <w:r>
+        <w:rPr>
+          <w:b w:val="0"/>
+          <w:i w:val="0"/>
+          <w:color w:val="595959"/>
+          <w:sz w:val="18"/>
+        </w:rPr>
+        <w:t>alejandro.alzateb@unilibre.edu.co</w:t>
+      </w:r>
+      <w:r>
+        <w:rPr>
+          <w:b w:val="0"/>
+          <w:i w:val="0"/>
+          <w:color w:val="595959"/>
+          <w:sz w:val="18"/>
+        </w:rPr>
+        <w:t xml:space="preserve"> · ORCID </w:t>
+      </w:r>
+      <w:r>
+        <w:rPr>
+          <w:b w:val="0"/>
+          <w:i w:val="0"/>
+          <w:color w:val="595959"/>
+          <w:sz w:val="18"/>
+        </w:rPr>
+        <w:t>0000-0002-2504-0653</w:t>
+      </w:r>
+    </w:p>
+    <w:p>
+      <w:pPr>
+        <w:spacing w:after="40"/>
+        <w:jc w:val="center"/>
+      </w:pPr>
+      <w:r>
+        <w:rPr>
+          <w:b w:val="0"/>
+          <w:i w:val="0"/>
+          <w:color w:val="595959"/>
+          <w:sz w:val="18"/>
+        </w:rPr>
+        <w:t xml:space="preserve">J. Quinteros Escobar: </w:t>
+      </w:r>
+      <w:r>
+        <w:rPr>
+          <w:b w:val="0"/>
+          <w:i w:val="0"/>
+          <w:color w:val="595959"/>
+          <w:sz w:val="18"/>
+        </w:rPr>
+        <w:t>[email — to confirm]</w:t>
+      </w:r>
+      <w:r>
+        <w:rPr>
+          <w:b w:val="0"/>
+          <w:i w:val="0"/>
+          <w:color w:val="595959"/>
+          <w:sz w:val="18"/>
+        </w:rPr>
+        <w:t xml:space="preserve"> · ORCID </w:t>
+      </w:r>
+      <w:r>
+        <w:rPr>
+          <w:b w:val="0"/>
+          <w:i w:val="0"/>
+          <w:color w:val="595959"/>
+          <w:sz w:val="18"/>
+        </w:rPr>
+        <w:t>0000-0002-9696-8379</w:t>
       </w:r>
     </w:p>
     <w:p>
@@ -3099,7 +3255,7 @@
           <w:i w:val="0"/>
           <w:sz w:val="22"/>
         </w:rPr>
-        <w:t>D. Aristizábal Torres and A. M. Barrera Rodríguez contributed equally to this work: conceptualisation, methodology, software, investigation, data curation, and writing.</w:t>
+        <w:t>D. Aristizábal Torres and A. M. Barrera Rodríguez contributed equally to this work: conceptualisation, methodology, software, investigation, data curation, and writing. C. C. Amariles López, A. Alzate Buitrago, and J. Quinteros Escobar contributed to the conceptualisation of the study and reviewed the manuscript.</w:t>
       </w:r>
     </w:p>
     <w:p>

--- a/Manuscrito_LearnedPublishing_v2.docx
+++ b/Manuscrito_LearnedPublishing_v2.docx
@@ -27,21 +27,6 @@
           <w:sz w:val="24"/>
         </w:rPr>
         <w:t>Daniel Aristizábal Torres¹, Ana María Barrera Rodríguez², Cristhian Camilo Amariles López³, Alejandro Alzate Buitrago¹, and Juan Quinteros Escobar⁴</w:t>
-      </w:r>
-    </w:p>
-    <w:p>
-      <w:pPr>
-        <w:spacing w:after="40"/>
-        <w:jc w:val="center"/>
-      </w:pPr>
-      <w:r>
-        <w:rPr>
-          <w:b w:val="0"/>
-          <w:i/>
-          <w:color w:val="595959"/>
-          <w:sz w:val="18"/>
-        </w:rPr>
-        <w:t>D. Aristizábal Torres and A. M. Barrera Rodríguez contributed equally to this work.</w:t>
       </w:r>
     </w:p>
     <w:p>

--- a/Manuscrito_LearnedPublishing_v2.docx
+++ b/Manuscrito_LearnedPublishing_v2.docx
@@ -278,7 +278,7 @@
           <w:color w:val="595959"/>
           <w:sz w:val="18"/>
         </w:rPr>
-        <w:t>[email — to confirm]</w:t>
+        <w:t>jquinterose@unjbg.edu.pe</w:t>
       </w:r>
       <w:r>
         <w:rPr>

--- a/Manuscrito_LearnedPublishing_v2.docx
+++ b/Manuscrito_LearnedPublishing_v2.docx
@@ -41,7 +41,7 @@
           <w:color w:val="595959"/>
           <w:sz w:val="20"/>
         </w:rPr>
-        <w:t>¹ Facultad de Ingeniería, Universidad Libre Seccional Pereira, Pereira, Colombia</w:t>
+        <w:t>¹ Faculty of Engineering, Universidad Libre Seccional Pereira, Pereira, Colombia</w:t>
       </w:r>
     </w:p>
     <w:p>
@@ -56,7 +56,7 @@
           <w:color w:val="595959"/>
           <w:sz w:val="20"/>
         </w:rPr>
-        <w:t>² Facultad de Ciencias Económicas, Administrativas y Contables, Universidad Libre Seccional Pereira, Pereira, Colombia</w:t>
+        <w:t>² Faculty of Economic, Administrative and Accounting Sciences, Universidad Libre Seccional Pereira, Pereira, Colombia</w:t>
       </w:r>
     </w:p>
     <w:p>
@@ -71,7 +71,7 @@
           <w:color w:val="595959"/>
           <w:sz w:val="20"/>
         </w:rPr>
-        <w:t>³ Facultad de Mecánica Aplicada, Universidad Tecnológica de Pereira, Pereira, Colombia</w:t>
+        <w:t>³ Faculty of Applied Mechanical Engineering, Universidad Tecnológica de Pereira, Pereira, Colombia</w:t>
       </w:r>
     </w:p>
     <w:p>
@@ -86,7 +86,7 @@
           <w:color w:val="595959"/>
           <w:sz w:val="20"/>
         </w:rPr>
-        <w:t>⁴ Facultad de Educación, Comunicación y Humanidades, Universidad Nacional Jorge Basadre Grohmann, Tacna, Perú</w:t>
+        <w:t>⁴ Faculty of Education, Communication and Humanities, Universidad Nacional Jorge Basadre Grohmann, Tacna, Peru</w:t>
       </w:r>
     </w:p>
     <w:p>

--- a/Manuscrito_LearnedPublishing_v2.docx
+++ b/Manuscrito_LearnedPublishing_v2.docx
@@ -578,7 +578,7 @@
           <w:i w:val="0"/>
           <w:sz w:val="22"/>
         </w:rPr>
-        <w:t>), and retracted work continues to be cited as valid long after retraction. Organised fraud has scaled accordingly: so-called paper mills now produce fabricated manuscripts at a volume that strains the forensic tools built to detect them, including tools that identify "tortured phrases", synonym-substituted wording used to evade plagiarism detection (</w:t>
+        <w:t>), and retracted work continues to be cited as valid long after retraction. Organised fraud has scaled accordingly: so-called paper mills now produce fabricated manuscripts at a volume that strains the forensic tools built to detect them, including tools built to screen the literature for nonsensical, algorithmically generated papers that nonetheless passed peer review (</w:t>
       </w:r>
       <w:r>
         <w:rPr>
@@ -586,7 +586,7 @@
           <w:i w:val="0"/>
           <w:sz w:val="22"/>
         </w:rPr>
-        <w:t>Cabanac et al., 2021</w:t>
+        <w:t>Cabanac &amp; Labbé, 2021</w:t>
       </w:r>
       <w:r>
         <w:rPr>
@@ -656,7 +656,7 @@
           <w:i w:val="0"/>
           <w:sz w:val="22"/>
         </w:rPr>
-        <w:t>A verification study is only as reliable as the infrastructure it verifies against, and that infrastructure has known, uneven coverage. OpenAlex, a fully open index of scholarly works, authors, venues, and institutions, and the Semantic Scholar Academic Graph replaced Microsoft Academic Graph with open, large-scale indexes (</w:t>
+        <w:t>A verification study is only as reliable as the infrastructure it verifies against, and that infrastructure has known, uneven coverage. OpenAlex, a fully open index of scholarly works, authors, venues, and institutions, replaced Microsoft Academic Graph (</w:t>
       </w:r>
       <w:r>
         <w:rPr>
@@ -672,7 +672,7 @@
           <w:i w:val="0"/>
           <w:sz w:val="22"/>
         </w:rPr>
-        <w:t xml:space="preserve">; </w:t>
+        <w:t>), and the Semantic Scholar Academic Graph independently built a comparably open, large-scale index (</w:t>
       </w:r>
       <w:r>
         <w:rPr>
@@ -680,7 +680,7 @@
           <w:i w:val="0"/>
           <w:sz w:val="22"/>
         </w:rPr>
-        <w:t>Kinney et al., 2023</w:t>
+        <w:t>Ammar et al., 2018</w:t>
       </w:r>
       <w:r>
         <w:rPr>
@@ -688,7 +688,7 @@
           <w:i w:val="0"/>
           <w:sz w:val="22"/>
         </w:rPr>
-        <w:t>), and the OpenCitations infrastructure has pushed publishers to release citation links as open, structured data (</w:t>
+        <w:t>); the OpenCitations infrastructure has separately pushed publishers to release citation links as open, structured data (</w:t>
       </w:r>
       <w:r>
         <w:rPr>
@@ -822,7 +822,7 @@
           <w:i w:val="0"/>
           <w:sz w:val="22"/>
         </w:rPr>
-        <w:t>Cabanac et al., 2021</w:t>
+        <w:t>Cabanac &amp; Labbé, 2021</w:t>
       </w:r>
       <w:r>
         <w:rPr>
@@ -3309,6 +3309,18 @@
         <w:rPr>
           <w:sz w:val="21"/>
         </w:rPr>
+        <w:t>Ammar, W., Groeneveld, D., Bhagavatula, C., et al. (2018). Construction of the literature graph in Semantic Scholar. Proceedings of NAACL-HLT 2018, Industry Papers, 84–91. https://doi.org/10.18653/v1/n18-3011</w:t>
+      </w:r>
+    </w:p>
+    <w:p>
+      <w:pPr>
+        <w:spacing w:after="160"/>
+        <w:ind w:left="432" w:hanging="432"/>
+      </w:pPr>
+      <w:r>
+        <w:rPr>
+          <w:sz w:val="21"/>
+        </w:rPr>
         <w:t>Aria, M., &amp; Cuccurullo, C. (2017). bibliometrix: An R-tool for comprehensive science mapping analysis. Journal of Informetrics, 11(4), 959–975. https://doi.org/10.1016/j.joi.2017.08.007</w:t>
       </w:r>
     </w:p>
@@ -3333,7 +3345,7 @@
         <w:rPr>
           <w:sz w:val="21"/>
         </w:rPr>
-        <w:t>Cabanac, G., Labbé, C., &amp; Magazinov, A. (2021). Tortured phrases: A dubious writing style emerging in science [Preprint]. arXiv:2107.06751. https://doi.org/10.48550/arXiv.2107.06751</w:t>
+        <w:t>Cabanac, G., &amp; Labbé, C. (2021). Prevalence of nonsensical algorithmically generated papers in the scientific literature. Journal of the Association for Information Science and Technology, 72(12), 1461–1476. https://doi.org/10.1002/asi.24495</w:t>
       </w:r>
     </w:p>
     <w:p>
@@ -3418,18 +3430,6 @@
           <w:sz w:val="21"/>
         </w:rPr>
         <w:t>Ji, Z., Lee, N., Frieske, R., et al. (2023). Survey of hallucination in natural language generation. ACM Computing Surveys, 55(12), 1–38. https://doi.org/10.1145/3571730</w:t>
-      </w:r>
-    </w:p>
-    <w:p>
-      <w:pPr>
-        <w:spacing w:after="160"/>
-        <w:ind w:left="432" w:hanging="432"/>
-      </w:pPr>
-      <w:r>
-        <w:rPr>
-          <w:sz w:val="21"/>
-        </w:rPr>
-        <w:t>Kinney, R., Anastasiades, C., Authur, R., et al. (2023). The Semantic Scholar Open Data Platform [Preprint]. arXiv:2301.10140. https://doi.org/10.48550/arXiv.2301.10140</w:t>
       </w:r>
     </w:p>
     <w:p>

--- a/Manuscrito_LearnedPublishing_v2.docx
+++ b/Manuscrito_LearnedPublishing_v2.docx
@@ -2854,7 +2854,7 @@
           <w:i w:val="0"/>
           <w:sz w:val="22"/>
         </w:rPr>
-        <w:t>This result is properly read as an upper bound rather than a point estimate. With zero fabrications confirmed among 101 independently checked references, the Rule of Three gives a one-sided 95% upper bound of approximately 3% of the survivor population, or roughly 0.25% of the original 5,000-reference sample. A point estimate with a narrower confidence interval would require a substantially larger sample, powered to observe a small number of positive cases; we treat this as the natural target for a follow-up study rather than a claim this dataset can support.</w:t>
+        <w:t>This result is properly read as an upper bound rather than a point estimate, and, strictly, as a bound on the subset it was measured on. With zero fabrications confirmed among the 101 independently checked post-2020 survivors, the Rule of Three gives a one-sided 95% upper bound of approximately 3% for that subset. Extending this bound to the full 421-survivor population, and hence to approximately 0.25% of the original 5,000-reference sample, additionally assumes that the 320 untested pre-2020 survivors carry no higher a fabrication risk than the post-2020 subset that was actually checked; we consider this a conservative assumption, since these earlier references predate the wide availability of generative language models capable of producing fabricated citations at scale, but we did not verify it directly. A point estimate with a narrower confidence interval covering the full survivor population would require a substantially larger sample, powered to observe a small number of positive cases; we treat this as the natural target for a follow-up study rather than a claim this dataset can support.</w:t>
       </w:r>
     </w:p>
     <w:p>

--- a/Manuscrito_LearnedPublishing_v2.docx
+++ b/Manuscrito_LearnedPublishing_v2.docx
@@ -1566,7 +1566,7 @@
                 <w:b w:val="0"/>
                 <w:sz w:val="19"/>
               </w:rPr>
-              <w:t>Non-indexed / candidate fabrication</w:t>
+              <w:t>Non-indexed / unverified — cause unknown</w:t>
             </w:r>
           </w:p>
         </w:tc>
@@ -3084,7 +3084,7 @@
           <w:i w:val="0"/>
           <w:sz w:val="22"/>
         </w:rPr>
-        <w:t>On this evidence, fabricated references are a substantially smaller problem than unvalidated "not found" detection would suggest. What appears, on the surface, to be fabrication in the citation record is overwhelmingly real scholarship rendered invisible by indexing gaps and by citation matching that fails too readily, particularly for regional, non-English, and delisted journals. A credible screening tool, and a credible prevalence estimate, both depend on distinguishing these populations rather than conflating them, and any automated system that fails to make this distinction risks systematically penalising scholarship from already under-represented parts of the world.</w:t>
+        <w:t>On this evidence, fabricated references are a substantially smaller problem than unvalidated "not found" detection would suggest. A credible screening tool, and a credible prevalence estimate, both depend on distinguishing non-existence from invisibility rather than conflating them, and any automated system that fails to make this distinction risks systematically penalising scholarship from already under-represented parts of the world.</w:t>
       </w:r>
     </w:p>
     <w:p>

--- a/Manuscrito_LearnedPublishing_v2.docx
+++ b/Manuscrito_LearnedPublishing_v2.docx
@@ -2059,10 +2059,10 @@
             <w:r/>
             <w:r>
               <w:rPr>
-                <w:b/>
+                <w:b w:val="0"/>
                 <w:sz w:val="19"/>
               </w:rPr>
-              <w:t xml:space="preserve">    of which article-shaped candidates</w:t>
+              <w:t xml:space="preserve">    ↳ Article-shaped subset (of the 3,124 not verifiable)</w:t>
             </w:r>
           </w:p>
         </w:tc>
@@ -2128,6 +2128,7 @@
         <w:tc>
           <w:tcPr>
             <w:tcW w:type="dxa" w:w="3600"/>
+            <w:shd w:val="clear" w:fill="EAF1FA"/>
           </w:tcPr>
           <w:p>
             <w:pPr>
@@ -2139,13 +2140,14 @@
                 <w:b w:val="0"/>
                 <w:sz w:val="19"/>
               </w:rPr>
-              <w:t>→ Found in Semantic Scholar (non-indexed)</w:t>
+              <w:t xml:space="preserve">        ↳ Found in Semantic Scholar (non-indexed)</w:t>
             </w:r>
           </w:p>
         </w:tc>
         <w:tc>
           <w:tcPr>
             <w:tcW w:type="dxa" w:w="1224"/>
+            <w:shd w:val="clear" w:fill="EAF1FA"/>
           </w:tcPr>
           <w:p>
             <w:pPr>
@@ -2164,6 +2166,7 @@
         <w:tc>
           <w:tcPr>
             <w:tcW w:type="dxa" w:w="1368"/>
+            <w:shd w:val="clear" w:fill="EAF1FA"/>
           </w:tcPr>
           <w:p>
             <w:pPr>
@@ -2182,6 +2185,7 @@
         <w:tc>
           <w:tcPr>
             <w:tcW w:type="dxa" w:w="3024"/>
+            <w:shd w:val="clear" w:fill="EAF1FA"/>
           </w:tcPr>
           <w:p>
             <w:pPr>
@@ -2214,7 +2218,7 @@
                 <w:b/>
                 <w:sz w:val="19"/>
               </w:rPr>
-              <w:t>→ Survivors of all four sources</w:t>
+              <w:t xml:space="preserve">        ↳ Survivors of all four sources</w:t>
             </w:r>
           </w:p>
         </w:tc>

--- a/Manuscrito_LearnedPublishing_v2.docx
+++ b/Manuscrito_LearnedPublishing_v2.docx
@@ -1212,7 +1212,7 @@
           <w:i w:val="0"/>
           <w:sz w:val="22"/>
         </w:rPr>
-        <w:t xml:space="preserve"> and allows an author, editor, or reviewer to paste a bibliography and receive a per-reference verdict within seconds, with a CSV export for manuscript records. Table 3 maps the tool's four verdict states onto the taxonomy of Section 2.5. The full four-source cascade, including Semantic Scholar and the exhaustive human review used for the results reported below, remains available as open-source command-line code in the same repository, since the Semantic Scholar API key cannot safely be embedded in client-side code.</w:t>
+        <w:t xml:space="preserve"> and allows an author, editor, or reviewer to paste a bibliography and receive a per-reference verdict within seconds, with a CSV export for manuscript records. Table 1 maps the tool's four verdict states onto the taxonomy of Section 2.5. The full four-source cascade, including Semantic Scholar and the exhaustive human review used for the results reported below, remains available as open-source command-line code in the same repository, since the Semantic Scholar API key cannot safely be embedded in client-side code.</w:t>
       </w:r>
     </w:p>
     <w:p>
@@ -1280,7 +1280,7 @@
           <w:i/>
           <w:sz w:val="19"/>
         </w:rPr>
-        <w:t>Table 3. Verdict states exposed by the public web tool.</w:t>
+        <w:t>Table 1. Verdict states exposed by the public web tool.</w:t>
       </w:r>
     </w:p>
     <w:tbl>
@@ -1630,7 +1630,7 @@
           <w:i w:val="0"/>
           <w:sz w:val="22"/>
         </w:rPr>
-        <w:t>Table 1 reports the outcome of the cascade applied to the 5,000-reference pilot sample. One quarter of the ostensibly "unresolved" references proved to be real works that the standard matcher had failed to link; a further eighth cited a real work under an implausible year; and just under two-thirds were absent from the two largest databases. Of the latter, 517 references (10.3% of the sample) had the form of a journal article and were carried forward for further verification; the remaining unverifiable strings comprised grey literature (books, standards, patents, reports, theses, and web pages).</w:t>
+        <w:t>Table 2 reports the outcome of the cascade applied to the 5,000-reference pilot sample. One quarter of the ostensibly "unresolved" references proved to be real works that the standard matcher had failed to link; a further eighth cited a real work under an implausible year; and just under two-thirds were absent from the two largest databases. Of the latter, 517 references (10.3% of the sample) had the form of a journal article and were carried forward for further verification; the remaining unverifiable strings comprised grey literature (books, standards, patents, reports, theses, and web pages).</w:t>
       </w:r>
     </w:p>
     <w:p>
@@ -1644,7 +1644,7 @@
           <w:i/>
           <w:sz w:val="19"/>
         </w:rPr>
-        <w:t>Table 1. The four-source verification cascade applied to 5,000 unresolved references (2024).</w:t>
+        <w:t>Table 2. The four-source verification cascade applied to 5,000 unresolved references (2024).</w:t>
       </w:r>
     </w:p>
     <w:tbl>
@@ -2379,7 +2379,7 @@
           <w:i w:val="0"/>
           <w:sz w:val="22"/>
         </w:rPr>
-        <w:t>A total of 421 references (8.4% of the sample) survived all three databases. Exhaustive manual verification of the 101 most recent (post-2020) survivors, the highest-risk subset, produced the distribution reported in Table 2: 80.2% were confirmed to exist, 9.9% were author-only citations unverifiable by design, 9.9% were ambiguous (plausible journals not traceable via web search), and none were confirmed fabricated.</w:t>
+        <w:t>A total of 421 references (8.4% of the sample) survived all three databases. Exhaustive manual verification of the 101 most recent (post-2020) survivors, the highest-risk subset, produced the distribution reported in Table 3: 80.2% were confirmed to exist, 9.9% were author-only citations unverifiable by design, 9.9% were ambiguous (plausible journals not traceable via web search), and none were confirmed fabricated.</w:t>
       </w:r>
     </w:p>
     <w:p>
@@ -2393,7 +2393,7 @@
           <w:i/>
           <w:sz w:val="19"/>
         </w:rPr>
-        <w:t>Table 2. Manual verification of the 101 most recent (post-2020) survivors.</w:t>
+        <w:t>Table 3. Manual verification of the 101 most recent (post-2020) survivors.</w:t>
       </w:r>
     </w:p>
     <w:tbl>

--- a/Manuscrito_LearnedPublishing_v2.docx
+++ b/Manuscrito_LearnedPublishing_v2.docx
@@ -3244,7 +3244,7 @@
           <w:i w:val="0"/>
           <w:sz w:val="22"/>
         </w:rPr>
-        <w:t>D. Aristizábal Torres and A. M. Barrera Rodríguez contributed equally to this work: conceptualisation, methodology, software, investigation, data curation, and writing. C. C. Amariles López, A. Alzate Buitrago, and J. Quinteros Escobar contributed to the conceptualisation of the study and reviewed the manuscript.</w:t>
+        <w:t>D. Aristizábal Torres and A. M. Barrera Rodríguez contributed equally to this work: conceptualisation, methodology, software, investigation, data curation, and writing. C. C. Amariles López, A. Alzate Buitrago, and J. Quinteros Escobar contributed to the conceptualisation, methodology, and writing of the study, and reviewed the manuscript.</w:t>
       </w:r>
     </w:p>
     <w:p>
